--- a/Cover_Letters/Shinoy_Mammoet_Scrum_Master_Cover_Letter.docx
+++ b/Cover_Letters/Shinoy_Mammoet_Scrum_Master_Cover_Letter.docx
@@ -14,7 +14,7 @@
     </w:p>
     <w:p>
       <w:r>
-        <w:t>August 24, 2026</w:t>
+        <w:t>September 14, 2026</w:t>
       </w:r>
     </w:p>
     <w:p>
@@ -25,7 +25,7 @@
     <w:p/>
     <w:p>
       <w:r>
-        <w:t>Hi Jip.Stam,</w:t>
+        <w:t>Hi Jip Stam,</w:t>
       </w:r>
     </w:p>
     <w:p>
@@ -35,12 +35,7 @@
     </w:p>
     <w:p>
       <w:r>
-        <w:t>I saw that Mammoet is looking for a Scrum Master for your IT Applications team in Schiedam. Throughout my career working with cross-functional teams in financial and tech environments, I have spent a lot of time facilitating agile ceremonies, helping teams remove blockers, and working closely with Product Owners to keep delivery on track.</w:t>
-      </w:r>
-    </w:p>
-    <w:p>
-      <w:r>
-        <w:t>Your focus on strengthening agile maturity and improving how teams deliver value caught my attention. I am used to guiding diverse groups and helping people work together more smoothly, and I would love to bring that collaborative mindset to your team.</w:t>
+        <w:t>In my recent roles, I have worked closely with cross-functional teams to run agile ceremonies, remove blockers, and improve overall delivery workflows. I am currently preparing for my PSPO certification and enjoy helping teams communicate better while staying focused on value. Mammoet's work in complex global projects stands out to me, and I would be glad to bring my experience in stakeholder management and process alignment to your IT Applications team in Schiedam.</w:t>
       </w:r>
     </w:p>
     <w:p>
